--- a/budget-transfer/rules/02-charter.docx
+++ b/budget-transfer/rules/02-charter.docx
@@ -359,7 +359,7 @@
                 <w:sz w:val="19"/>
                 <w:szCs w:val="19"/>
               </w:rPr>
-              <w:t xml:space="preserve">2026-10-11</w:t>
+              <w:t>2026-10-12</w:t>
             </w:r>
           </w:p>
         </w:tc>

--- a/budget-transfer/rules/02-charter.docx
+++ b/budget-transfer/rules/02-charter.docx
@@ -139,7 +139,7 @@
                 <w:sz w:val="19"/>
                 <w:szCs w:val="19"/>
               </w:rPr>
-              <w:t>1.5</w:t>
+              <w:t>1.6</w:t>
             </w:r>
           </w:p>
         </w:tc>
@@ -359,7 +359,7 @@
                 <w:sz w:val="19"/>
                 <w:szCs w:val="19"/>
               </w:rPr>
-              <w:t>2026-10-12</w:t>
+              <w:t>2026-10-17</w:t>
             </w:r>
           </w:p>
         </w:tc>
@@ -469,7 +469,7 @@
                 <w:sz w:val="19"/>
                 <w:szCs w:val="19"/>
               </w:rPr>
-              <w:t>全社向けの予算策定ガイドライン（社長ほかの決定事項を明文化したもの）</w:t>
+              <w:t>IT予算移管ガイドライン（その上位に、IT部門向け予算ガイドライン、全社予算策定ガイドライン）</w:t>
             </w:r>
           </w:p>
         </w:tc>
@@ -568,7 +568,7 @@
         <w:rPr>
           <w:rFonts w:ascii="Yu Gothic" w:eastAsia="Yu Gothic" w:hAnsi="Yu Gothic"/>
         </w:rPr>
-        <w:t xml:space="preserve">本憲章は、IT予算の移管に関する経営層の決定に基づき、IT予算移管の目的と範囲、役割と責任、および運営について定める。</w:t>
+        <w:t>本憲章は、IT予算の移管に関する経営層の決定と、IT予算移管ガイドライン（IT部門の各チームが予算移管を進めるときの拠り所）に基づき、移管の範囲・判定の基準・移管ステータスなど、運用の基準を定める。ガイドラインと本憲章に齟齬がある場合は、ガイドラインに従う。</w:t>
       </w:r>
     </w:p>
     <w:p>
@@ -819,7 +819,7 @@
                 <w:sz w:val="19"/>
                 <w:szCs w:val="19"/>
               </w:rPr>
-              <w:t>C 定常運用型（予算一覧の移管ステータスを案件担当が随時更新し、進行役が毎日確認して、移管の稟議の承認まで進める）</w:t>
+              <w:t>C 定常運用型（予算一覧の移管ステータスを窓口担当が随時更新し、事務局が毎日確認して、移管の稟議の承認まで進める）</w:t>
             </w:r>
           </w:p>
         </w:tc>
@@ -1114,7 +1114,7 @@
                 <w:sz w:val="19"/>
                 <w:szCs w:val="19"/>
               </w:rPr>
-              <w:t>・移管した費用の配賦（翌年度以降に別途定める）</w:t>
+              <w:t>・固定資産・償却費の扱いと費用の配賦（ガイドライン第3章による）</w:t>
             </w:r>
           </w:p>
         </w:tc>
@@ -1240,7 +1240,7 @@
         <w:rPr>
           <w:rFonts w:ascii="Yu Gothic" w:eastAsia="Yu Gothic" w:hAnsi="Yu Gothic"/>
         </w:rPr>
-        <w:t>5　直接業務と間接業務の間にある、業務アプリケーションに関する業務（IT関連業務。中間層）は、標準 RACI（BTR-APX-01）を案件ごとにカスタマイズした合意文書で扱いを決める。カスタマイズできるのは、IT関連業務の R・C の持ち方と、IT部門が R を持ち始める時期に限る。業務の最終責任（A）は、どの層でもビジネスオーナー（移管元の責任者）に残る。</w:t>
+        <w:t>5　直接業務と間接業務の間にある、業務アプリケーションに関する業務（IT関連業務。中間層）は、標準 RACI（BTR-APX-01）を案件ごとにカスタマイズした合意文書で扱いを決める。カスタマイズできるのは、IT関連業務の R の分担と、IT部門が R を持ち始める時期に限る。業務の最終責任（A）は、どの層でもビジネスオーナー（移管元の責任者）に残る。</w:t>
       </w:r>
     </w:p>
     <w:p>
@@ -1593,7 +1593,7 @@
                 <w:sz w:val="19"/>
                 <w:szCs w:val="19"/>
               </w:rPr>
-              <w:t>運営主体：進行役</w:t>
+              <w:t>運営主体：事務局</w:t>
             </w:r>
           </w:p>
         </w:tc>
@@ -1619,7 +1619,7 @@
                 <w:sz w:val="19"/>
                 <w:szCs w:val="19"/>
               </w:rPr>
-              <w:t>予算移管担当のうち1名（IT部門のメンバー）</w:t>
+              <w:t>予算移管事務局（IT部門）</w:t>
             </w:r>
           </w:p>
         </w:tc>
@@ -1645,7 +1645,7 @@
                 <w:sz w:val="19"/>
                 <w:szCs w:val="19"/>
               </w:rPr>
-              <w:t>キックオフ、予算シートの登録と案件担当の割当て、引継ぎ要領（Runbook 案件担当編 付録）の整備、移管の稟議の起票、移管ステータスと進捗の確認、進捗のとりまとめ、IT部門長への承認・決定の依頼と記録</w:t>
+              <w:t>ガイドラインの公開と説明、予算シートの登録と窓口担当の割当て、引継ぎ要領（Runbook 窓口担当編 付録）の整備、移管の稟議の起票、移管ステータスと進捗の確認、進捗のとりまとめ、IT部門長への承認・決定の依頼と記録</w:t>
             </w:r>
           </w:p>
         </w:tc>
@@ -1671,7 +1671,7 @@
                 <w:sz w:val="19"/>
                 <w:szCs w:val="19"/>
               </w:rPr>
-              <w:t>案件担当の割当て、承認者への承認の依頼、移管の稟議の起票</w:t>
+              <w:t>窓口担当の割当て、承認者への承認の依頼、移管の稟議の起票</w:t>
             </w:r>
           </w:p>
         </w:tc>
@@ -1725,7 +1725,7 @@
                 <w:sz w:val="19"/>
                 <w:szCs w:val="19"/>
               </w:rPr>
-              <w:t>運営主体：案件担当</w:t>
+              <w:t>運営主体：窓口担当</w:t>
             </w:r>
           </w:p>
         </w:tc>
@@ -2126,7 +2126,7 @@
         <w:rPr>
           <w:rFonts w:ascii="Yu Gothic" w:eastAsia="Yu Gothic" w:hAnsi="Yu Gothic"/>
         </w:rPr>
-        <w:t>1　IT予算移管の運営は、予算移管事務局が行う。予算移管事務局は、予算移管担当として、全体を進める進行役（1名）と、案件ごとの案件担当（複数）で構成し、実務は進行役と案件担当だけが行う。案件担当は、普段からその案件でビジネス部門のカウンターパートを務めているIT部門のメンバーが担う。</w:t>
+        <w:t>1　予算移管はプロジェクトではなく、IT部門の各チームが普段の業務として行う活動とし、専用の体制は作らない。予算移管事務局（事務局）は、全体の取りまとめ、ガイドラインの公開と説明、移管の稟議の起票を行う。案件ごとの実務は、普段からその案件でビジネス部門のカウンターパートを務めている各チームのメンバー（窓口担当）が行う。</w:t>
       </w:r>
     </w:p>
     <w:p>
@@ -2138,7 +2138,7 @@
         <w:rPr>
           <w:rFonts w:ascii="Yu Gothic" w:eastAsia="Yu Gothic" w:hAnsi="Yu Gothic"/>
         </w:rPr>
-        <w:t>2　移管元の責任者とIT部門長は承認者であり、承認だけを行う。承認の依頼と記録は、IT部門長への依頼と稟議は進行役が、移管元の責任者への案件ごとの承認は案件担当が行う。</w:t>
+        <w:t>2　移管元の責任者とIT部門長は承認者であり、承認だけを行う。承認の依頼と記録は、IT部門長への依頼と稟議は事務局が、移管元の責任者への案件ごとの承認は窓口担当が行う。</w:t>
       </w:r>
     </w:p>
     <w:p>
@@ -2162,7 +2162,7 @@
         <w:rPr>
           <w:rFonts w:ascii="Yu Gothic" w:eastAsia="Yu Gothic" w:hAnsi="Yu Gothic"/>
         </w:rPr>
-        <w:t>4　運営の手順と承認事項は、Runbook（BTR-P-08。進行役編・案件担当編）に定める。</w:t>
+        <w:t>4　運営の手順と承認事項は、Runbook（BTR-P-08。事務局編・窓口担当編）に定める。</w:t>
       </w:r>
     </w:p>
     <w:p>
@@ -2528,7 +2528,7 @@
                 <w:sz w:val="19"/>
                 <w:szCs w:val="19"/>
               </w:rPr>
-              <w:t>案件担当が案を作り、承認を受ける</w:t>
+              <w:t>窓口担当が案を作り、承認を受ける</w:t>
             </w:r>
           </w:p>
         </w:tc>
@@ -2582,7 +2582,7 @@
                 <w:sz w:val="19"/>
                 <w:szCs w:val="19"/>
               </w:rPr>
-              <w:t>進行役</w:t>
+              <w:t>事務局</w:t>
             </w:r>
           </w:p>
         </w:tc>
@@ -2608,7 +2608,7 @@
                 <w:sz w:val="19"/>
                 <w:szCs w:val="19"/>
               </w:rPr>
-              <w:t>ベンダーマネジメント担当・事務担当に相談して作り、Runbook 案件担当編の付録に置く（承認は要さない）</w:t>
+              <w:t>ベンダーマネジメント担当・事務担当に相談して作り、Runbook 窓口担当編の付録に置く（承認は要さない）</w:t>
             </w:r>
           </w:p>
         </w:tc>
@@ -2688,7 +2688,7 @@
                 <w:sz w:val="19"/>
                 <w:szCs w:val="19"/>
               </w:rPr>
-              <w:t>進行役が部門ごとに起票し、承認を受ける</w:t>
+              <w:t>事務局が部門ごとに起票し、承認を受ける</w:t>
             </w:r>
           </w:p>
         </w:tc>
@@ -2742,7 +2742,7 @@
                 <w:sz w:val="19"/>
                 <w:szCs w:val="19"/>
               </w:rPr>
-              <w:t>案件担当（担当する案件）</w:t>
+              <w:t>窓口担当（担当する案件）</w:t>
             </w:r>
           </w:p>
         </w:tc>
@@ -2768,7 +2768,7 @@
                 <w:sz w:val="19"/>
                 <w:szCs w:val="19"/>
               </w:rPr>
-              <w:t>第10条の条件に従って更新する。進行役が確認する</w:t>
+              <w:t>第10条の条件に従って更新する。事務局が確認する</w:t>
             </w:r>
           </w:p>
         </w:tc>
@@ -3581,7 +3581,7 @@
         <w:rPr>
           <w:rFonts w:ascii="Yu Gothic" w:eastAsia="Yu Gothic" w:hAnsi="Yu Gothic"/>
         </w:rPr>
-        <w:t>2　移管対象部門は、移管する予算も含めて必要な予算を2027年度予算に計上し、取締役会の承認を受ける。移管する予算は、その承認の後、全額を移管元の部門長とIT部門長の合意に基づく稟議（移管の稟議）によって、2026-12-31までにIT部門へ移す。移管の稟議は、進行役が部門ごとに起票する。</w:t>
+        <w:t>2　移管対象部門は、移管する予算も含めて必要な予算を2027年度予算に計上し、取締役会の承認を受ける。移管する予算は、その承認の後、全額を移管元の部門長とIT部門長の合意に基づく稟議（移管の稟議）によって、2026-12-31までにIT部門へ移す。移管の稟議は、事務局が部門ごとに起票する。</w:t>
       </w:r>
     </w:p>
     <w:p>
@@ -3605,7 +3605,7 @@
         <w:rPr>
           <w:rFonts w:ascii="Yu Gothic" w:eastAsia="Yu Gothic" w:hAnsi="Yu Gothic"/>
         </w:rPr>
-        <w:t>4　経過措置とする業務と、手続きの内容・完了予定は、案件担当が合意文書と予算移管シートに記録し、移管元の責任者が承認する。IT関連業務の扱いが合意の期限までに合意できない場合も、その部分は合意できるまで今のやり方のまま行う（経過措置）。</w:t>
+        <w:t>4　経過措置とする業務と、手続きの内容・完了予定は、窓口担当が合意文書と予算移管シートに記録し、移管元の責任者が承認する。IT関連業務の扱いが合意の目安までに合意できない場合も、その部分は合意できるまで今のやり方のまま行う（経過措置）。</w:t>
       </w:r>
     </w:p>
     <w:p>
@@ -4005,7 +4005,7 @@
         <w:rPr>
           <w:rFonts w:ascii="Yu Gothic" w:eastAsia="Yu Gothic" w:hAnsi="Yu Gothic"/>
         </w:rPr>
-        <w:t>2　案件担当は、担当する案件が条件を満たしたときに、その都度移管ステータスを更新する。条件を満たすまで、次の移管ステータスに進めない。進行役は、移管ステータスと判定の食い違いを毎日確かめる。部門の案件の移管ステータスが全て埋まった（合意済み・準備完了・対象外のどれかになった）時点で、進行役はその部門の移管の稟議を起票する。</w:t>
+        <w:t>2　窓口担当は、担当する案件が条件を満たしたときに、その都度移管ステータスを更新する。条件を満たすまで、次の移管ステータスに進めない。事務局は、移管ステータスと判定の食い違いを毎日確かめる。部門の案件の移管ステータスが全て埋まった（合意済み・準備完了・対象外のどれかになった）時点で、事務局はその部門の移管の稟議を起票する。</w:t>
       </w:r>
     </w:p>
     <w:p>
@@ -4017,7 +4017,7 @@
         <w:rPr>
           <w:rFonts w:ascii="Yu Gothic" w:eastAsia="Yu Gothic" w:hAnsi="Yu Gothic"/>
         </w:rPr>
-        <w:t>3　経過措置とする業務の変更手続き（例：GxP の変更管理）は、移管元部門の手順（SOP など）の改訂と、IT部門側の手順の制定を、1件の手続きとして結びつけて行う。IT部門側の手順は、案件担当が移管対象部門の担当者と調整して改める。手続きの完了は一括移管の後でよい。</w:t>
+        <w:t>3　経過措置とする業務の変更手続き（例：GxP の変更管理）は、移管元部門の手順（SOP など）の改訂と、IT部門側の手順の制定を、1件の手続きとして結びつけて行う。IT部門側の手順は、窓口担当が移管対象部門の担当者と調整して改める。手続きの完了は一括移管の後でよい。</w:t>
       </w:r>
     </w:p>
     <w:p>
@@ -4549,6 +4549,145 @@
                 <w:szCs w:val="19"/>
               </w:rPr>
               <w:t xml:space="preserve">承認者</w:t>
+            </w:r>
+          </w:p>
+        </w:tc>
+      </w:tr>
+      <w:tr>
+        <w:trPr>
+          <w:tblHeader/>
+        </w:trPr>
+        <w:tc>
+          <w:tcPr>
+            <w:tcW w:type="dxa" w:w="900"/>
+            <w:shd w:fill="DCE3EC" w:color="auto" w:val="clear"/>
+            <w:tcMar>
+              <w:top w:type="dxa" w:w="60"/>
+              <w:left w:type="dxa" w:w="100"/>
+              <w:bottom w:type="dxa" w:w="60"/>
+              <w:right w:type="dxa" w:w="100"/>
+            </w:tcMar>
+          </w:tcPr>
+          <w:p>
+            <w:pPr>
+              <w:spacing w:after="0" w:line="280"/>
+            </w:pPr>
+            <w:r>
+              <w:rPr>
+                <w:rFonts w:ascii="Yu Gothic" w:eastAsia="Yu Gothic" w:hAnsi="Yu Gothic"/>
+                <w:b/>
+                <w:bCs/>
+                <w:sz w:val="19"/>
+                <w:szCs w:val="19"/>
+              </w:rPr>
+              <w:t>1.6</w:t>
+            </w:r>
+          </w:p>
+        </w:tc>
+        <w:tc>
+          <w:tcPr>
+            <w:tcW w:type="dxa" w:w="1400"/>
+            <w:shd w:fill="DCE3EC" w:color="auto" w:val="clear"/>
+            <w:tcMar>
+              <w:top w:type="dxa" w:w="60"/>
+              <w:left w:type="dxa" w:w="100"/>
+              <w:bottom w:type="dxa" w:w="60"/>
+              <w:right w:type="dxa" w:w="100"/>
+            </w:tcMar>
+          </w:tcPr>
+          <w:p>
+            <w:pPr>
+              <w:spacing w:after="0" w:line="280"/>
+            </w:pPr>
+            <w:r>
+              <w:rPr>
+                <w:rFonts w:ascii="Yu Gothic" w:eastAsia="Yu Gothic" w:hAnsi="Yu Gothic"/>
+                <w:b/>
+                <w:bCs/>
+                <w:sz w:val="19"/>
+                <w:szCs w:val="19"/>
+              </w:rPr>
+              <w:t>2026-10-17</w:t>
+            </w:r>
+          </w:p>
+        </w:tc>
+        <w:tc>
+          <w:tcPr>
+            <w:tcW w:type="dxa" w:w="4338"/>
+            <w:shd w:fill="DCE3EC" w:color="auto" w:val="clear"/>
+            <w:tcMar>
+              <w:top w:type="dxa" w:w="60"/>
+              <w:left w:type="dxa" w:w="100"/>
+              <w:bottom w:type="dxa" w:w="60"/>
+              <w:right w:type="dxa" w:w="100"/>
+            </w:tcMar>
+          </w:tcPr>
+          <w:p>
+            <w:pPr>
+              <w:spacing w:after="0" w:line="280"/>
+            </w:pPr>
+            <w:r>
+              <w:rPr>
+                <w:rFonts w:ascii="Yu Gothic" w:eastAsia="Yu Gothic" w:hAnsi="Yu Gothic"/>
+                <w:b/>
+                <w:bCs/>
+                <w:sz w:val="19"/>
+                <w:szCs w:val="19"/>
+              </w:rPr>
+              <w:t>IT予算移管ガイドラインの下位に置き、運用の基準を定める文書とした（第1条）。予算移管をプロジェクトではなく各チームの活動とし、進行役を事務局、案件担当を窓口担当に改めた（第5条・第6条・第7条・第10条）。合意の期限を目安とした（第9条）。IT関連業務は R の分担を合意することにした（第4条第5項）。固定資産・償却費と費用の配賦はガイドライン第3章によることにした</w:t>
+            </w:r>
+          </w:p>
+        </w:tc>
+        <w:tc>
+          <w:tcPr>
+            <w:tcW w:type="dxa" w:w="1600"/>
+            <w:shd w:fill="DCE3EC" w:color="auto" w:val="clear"/>
+            <w:tcMar>
+              <w:top w:type="dxa" w:w="60"/>
+              <w:left w:type="dxa" w:w="100"/>
+              <w:bottom w:type="dxa" w:w="60"/>
+              <w:right w:type="dxa" w:w="100"/>
+            </w:tcMar>
+          </w:tcPr>
+          <w:p>
+            <w:pPr>
+              <w:spacing w:after="0" w:line="280"/>
+            </w:pPr>
+            <w:r>
+              <w:rPr>
+                <w:rFonts w:ascii="Yu Gothic" w:eastAsia="Yu Gothic" w:hAnsi="Yu Gothic"/>
+                <w:b/>
+                <w:bCs/>
+                <w:sz w:val="19"/>
+                <w:szCs w:val="19"/>
+              </w:rPr>
+              <w:t>予算移管事務局</w:t>
+            </w:r>
+          </w:p>
+        </w:tc>
+        <w:tc>
+          <w:tcPr>
+            <w:tcW w:type="dxa" w:w="1400"/>
+            <w:shd w:fill="DCE3EC" w:color="auto" w:val="clear"/>
+            <w:tcMar>
+              <w:top w:type="dxa" w:w="60"/>
+              <w:left w:type="dxa" w:w="100"/>
+              <w:bottom w:type="dxa" w:w="60"/>
+              <w:right w:type="dxa" w:w="100"/>
+            </w:tcMar>
+          </w:tcPr>
+          <w:p>
+            <w:pPr>
+              <w:spacing w:after="0" w:line="280"/>
+            </w:pPr>
+            <w:r>
+              <w:rPr>
+                <w:rFonts w:ascii="Yu Gothic" w:eastAsia="Yu Gothic" w:hAnsi="Yu Gothic"/>
+                <w:b/>
+                <w:bCs/>
+                <w:sz w:val="19"/>
+                <w:szCs w:val="19"/>
+              </w:rPr>
             </w:r>
           </w:p>
         </w:tc>
